--- a/Manuels/Manuel_Interpolation_module.docx
+++ b/Manuels/Manuel_Interpolation_module.docx
@@ -75,7 +75,14 @@
           <w:rFonts w:ascii="Calibri" w:hAnsi="Calibri" w:cs="Calibri"/>
           <w:lang w:val="en-US"/>
         </w:rPr>
-        <w:t>14</w:t>
+        <w:t>1</w:t>
+      </w:r>
+      <w:r>
+        <w:rPr>
+          <w:rFonts w:ascii="Calibri" w:hAnsi="Calibri" w:cs="Calibri"/>
+          <w:lang w:val="en-US"/>
+        </w:rPr>
+        <w:t>6</w:t>
       </w:r>
       <w:r>
         <w:rPr>
@@ -89,7 +96,7 @@
           <w:rFonts w:ascii="Calibri" w:hAnsi="Calibri" w:cs="Calibri"/>
           <w:lang w:val="en-US"/>
         </w:rPr>
-        <w:t>15</w:t>
+        <w:t>19</w:t>
       </w:r>
       <w:r>
         <w:rPr>
@@ -103,7 +110,14 @@
           <w:rFonts w:ascii="Calibri" w:hAnsi="Calibri" w:cs="Calibri"/>
           <w:lang w:val="en-US"/>
         </w:rPr>
-        <w:t>06</w:t>
+        <w:t>0</w:t>
+      </w:r>
+      <w:r>
+        <w:rPr>
+          <w:rFonts w:ascii="Calibri" w:hAnsi="Calibri" w:cs="Calibri"/>
+          <w:lang w:val="en-US"/>
+        </w:rPr>
+        <w:t>9</w:t>
       </w:r>
       <w:r>
         <w:rPr>
@@ -341,23 +355,7 @@
           <w:lang w:val="en-US"/>
         </w:rPr>
         <w:lastRenderedPageBreak/>
-        <w:t xml:space="preserve">the electrode to be interpolated for each file. </w:t>
-      </w:r>
-      <w:proofErr w:type="gramStart"/>
-      <w:r>
-        <w:rPr>
-          <w:rFonts w:ascii="Calibri" w:hAnsi="Calibri" w:cs="Calibri"/>
-          <w:lang w:val="en-US"/>
-        </w:rPr>
-        <w:t>As a general rule</w:t>
-      </w:r>
-      <w:proofErr w:type="gramEnd"/>
-      <w:r>
-        <w:rPr>
-          <w:rFonts w:ascii="Calibri" w:hAnsi="Calibri" w:cs="Calibri"/>
-          <w:lang w:val="en-US"/>
-        </w:rPr>
-        <w:t xml:space="preserve">, try to avoid interpolating more than 10% per file. </w:t>
+        <w:t xml:space="preserve">the electrode to be interpolated for each file. As a general rule, try to avoid interpolating more than 10% per file. </w:t>
       </w:r>
     </w:p>
     <w:p>
@@ -377,23 +375,7 @@
           <w:rFonts w:ascii="Calibri" w:hAnsi="Calibri" w:cs="Calibri"/>
           <w:lang w:val="en-US"/>
         </w:rPr>
-        <w:t xml:space="preserve">Save the table </w:t>
-      </w:r>
-      <w:proofErr w:type="gramStart"/>
-      <w:r>
-        <w:rPr>
-          <w:rFonts w:ascii="Calibri" w:hAnsi="Calibri" w:cs="Calibri"/>
-          <w:lang w:val="en-US"/>
-        </w:rPr>
-        <w:t>as ‘.</w:t>
-      </w:r>
-      <w:proofErr w:type="gramEnd"/>
-      <w:r>
-        <w:rPr>
-          <w:rFonts w:ascii="Calibri" w:hAnsi="Calibri" w:cs="Calibri"/>
-          <w:lang w:val="en-US"/>
-        </w:rPr>
-        <w:t>csv’ or ‘.xlsx’ file. It would be much easier to work on it in Excel</w:t>
+        <w:t>Save the table as ‘.csv’ or ‘.xlsx’ file. It would be much easier to work on it in Excel</w:t>
       </w:r>
     </w:p>
     <w:p>
@@ -413,23 +395,7 @@
           <w:rFonts w:ascii="Calibri" w:hAnsi="Calibri" w:cs="Calibri"/>
           <w:lang w:val="en-US"/>
         </w:rPr>
-        <w:t xml:space="preserve">Upload </w:t>
-      </w:r>
-      <w:proofErr w:type="gramStart"/>
-      <w:r>
-        <w:rPr>
-          <w:rFonts w:ascii="Calibri" w:hAnsi="Calibri" w:cs="Calibri"/>
-          <w:lang w:val="en-US"/>
-        </w:rPr>
-        <w:t>the ‘.</w:t>
-      </w:r>
-      <w:proofErr w:type="gramEnd"/>
-      <w:r>
-        <w:rPr>
-          <w:rFonts w:ascii="Calibri" w:hAnsi="Calibri" w:cs="Calibri"/>
-          <w:lang w:val="en-US"/>
-        </w:rPr>
-        <w:t>csv’ or ‘.xlsx’ after filling it</w:t>
+        <w:t>Upload the ‘.csv’ or ‘.xlsx’ after filling it</w:t>
       </w:r>
     </w:p>
     <w:p>
@@ -621,23 +587,7 @@
           <w:rFonts w:ascii="Calibri" w:hAnsi="Calibri" w:cs="Calibri"/>
           <w:lang w:val="en-US"/>
         </w:rPr>
-        <w:t xml:space="preserve">It will automatically fill the interpolation table (Panel A) with the </w:t>
-      </w:r>
-      <w:proofErr w:type="gramStart"/>
-      <w:r>
-        <w:rPr>
-          <w:rFonts w:ascii="Calibri" w:hAnsi="Calibri" w:cs="Calibri"/>
-          <w:lang w:val="en-US"/>
-        </w:rPr>
-        <w:t>bridged</w:t>
-      </w:r>
-      <w:proofErr w:type="gramEnd"/>
-      <w:r>
-        <w:rPr>
-          <w:rFonts w:ascii="Calibri" w:hAnsi="Calibri" w:cs="Calibri"/>
-          <w:lang w:val="en-US"/>
-        </w:rPr>
-        <w:t xml:space="preserve"> channel. You can activate or deactivate this feature if you want to remove these channels from the interpolation table.</w:t>
+        <w:t>It will automatically fill the interpolation table (Panel A) with the bridged channel. You can activate or deactivate this feature if you want to remove these channels from the interpolation table.</w:t>
       </w:r>
       <w:r>
         <w:rPr>
@@ -1207,23 +1157,7 @@
           <w:rFonts w:ascii="Calibri" w:hAnsi="Calibri" w:cs="Calibri"/>
           <w:lang w:val="en-US"/>
         </w:rPr>
-        <w:t xml:space="preserve"> if the input files </w:t>
-      </w:r>
-      <w:proofErr w:type="gramStart"/>
-      <w:r>
-        <w:rPr>
-          <w:rFonts w:ascii="Calibri" w:hAnsi="Calibri" w:cs="Calibri"/>
-          <w:lang w:val="en-US"/>
-        </w:rPr>
-        <w:t>where</w:t>
-      </w:r>
-      <w:proofErr w:type="gramEnd"/>
-      <w:r>
-        <w:rPr>
-          <w:rFonts w:ascii="Calibri" w:hAnsi="Calibri" w:cs="Calibri"/>
-          <w:lang w:val="en-US"/>
-        </w:rPr>
-        <w:t xml:space="preserve"> in subfolder). </w:t>
+        <w:t xml:space="preserve"> if the input files where in subfolder). </w:t>
       </w:r>
     </w:p>
     <w:p>
@@ -1741,21 +1675,7 @@
         <w:rPr>
           <w:lang w:val="en-US"/>
         </w:rPr>
-        <w:t xml:space="preserve">This file will help you decide which channels to interpolate. Leave it at 0 to keep a </w:t>
-      </w:r>
-      <w:proofErr w:type="gramStart"/>
-      <w:r>
-        <w:rPr>
-          <w:lang w:val="en-US"/>
-        </w:rPr>
-        <w:t>channel, or</w:t>
-      </w:r>
-      <w:proofErr w:type="gramEnd"/>
-      <w:r>
-        <w:rPr>
-          <w:lang w:val="en-US"/>
-        </w:rPr>
-        <w:t xml:space="preserve"> put 1 when you want to interpolate it. To perform an automatic calculation of the percentage of channel rejection, enter the following formula into cell C2:</w:t>
+        <w:t>This file will help you decide which channels to interpolate. Leave it at 0 to keep a channel, or put 1 when you want to interpolate it. To perform an automatic calculation of the percentage of channel rejection, enter the following formula into cell C2:</w:t>
       </w:r>
       <w:r>
         <w:rPr>
@@ -1768,69 +1688,21 @@
           <w:rFonts w:ascii="Courier New" w:hAnsi="Courier New" w:cs="Courier New"/>
           <w:lang w:val="en-US"/>
         </w:rPr>
-        <w:t>=(</w:t>
-      </w:r>
-      <w:proofErr w:type="gramStart"/>
+        <w:t>=(SUM(D2:BO2)/COUNT(D2:BO2))*100</w:t>
+      </w:r>
       <w:r>
         <w:rPr>
           <w:rFonts w:ascii="Courier New" w:hAnsi="Courier New" w:cs="Courier New"/>
           <w:lang w:val="en-US"/>
         </w:rPr>
-        <w:t>SUM(</w:t>
-      </w:r>
-      <w:proofErr w:type="gramEnd"/>
+        <w:t xml:space="preserve"> </w:t>
+      </w:r>
       <w:r>
         <w:rPr>
           <w:rFonts w:ascii="Courier New" w:hAnsi="Courier New" w:cs="Courier New"/>
           <w:lang w:val="en-US"/>
         </w:rPr>
-        <w:t>D2:BO2)/</w:t>
-      </w:r>
-      <w:proofErr w:type="gramStart"/>
-      <w:r>
-        <w:rPr>
-          <w:rFonts w:ascii="Courier New" w:hAnsi="Courier New" w:cs="Courier New"/>
-          <w:lang w:val="en-US"/>
-        </w:rPr>
-        <w:t>COUNT(</w:t>
-      </w:r>
-      <w:proofErr w:type="gramEnd"/>
-      <w:r>
-        <w:rPr>
-          <w:rFonts w:ascii="Courier New" w:hAnsi="Courier New" w:cs="Courier New"/>
-          <w:lang w:val="en-US"/>
-        </w:rPr>
-        <w:t>D2:BO2</w:t>
-      </w:r>
-      <w:proofErr w:type="gramStart"/>
-      <w:r>
-        <w:rPr>
-          <w:rFonts w:ascii="Courier New" w:hAnsi="Courier New" w:cs="Courier New"/>
-          <w:lang w:val="en-US"/>
-        </w:rPr>
-        <w:t>))*100</w:t>
-      </w:r>
-      <w:r>
-        <w:rPr>
-          <w:rFonts w:ascii="Courier New" w:hAnsi="Courier New" w:cs="Courier New"/>
-          <w:lang w:val="en-US"/>
-        </w:rPr>
-        <w:t xml:space="preserve"> </w:t>
-      </w:r>
-      <w:r>
-        <w:rPr>
-          <w:rFonts w:ascii="Courier New" w:hAnsi="Courier New" w:cs="Courier New"/>
-          <w:lang w:val="en-US"/>
-        </w:rPr>
-        <w:t>;</w:t>
-      </w:r>
-      <w:proofErr w:type="gramEnd"/>
-      <w:r>
-        <w:rPr>
-          <w:rFonts w:ascii="Courier New" w:hAnsi="Courier New" w:cs="Courier New"/>
-          <w:lang w:val="en-US"/>
-        </w:rPr>
-        <w:t xml:space="preserve"> </w:t>
+        <w:t xml:space="preserve">; </w:t>
       </w:r>
       <w:r>
         <w:rPr>
@@ -2018,21 +1890,7 @@
         <w:rPr>
           <w:lang w:val="en-US"/>
         </w:rPr>
-        <w:t xml:space="preserve"> module manual to learn how to generate </w:t>
-      </w:r>
-      <w:proofErr w:type="gramStart"/>
-      <w:r>
-        <w:rPr>
-          <w:lang w:val="en-US"/>
-        </w:rPr>
-        <w:t>averaged</w:t>
-      </w:r>
-      <w:proofErr w:type="gramEnd"/>
-      <w:r>
-        <w:rPr>
-          <w:lang w:val="en-US"/>
-        </w:rPr>
-        <w:t xml:space="preserve"> files per trigger.</w:t>
+        <w:t xml:space="preserve"> module manual to learn how to generate averaged files per trigger.</w:t>
       </w:r>
     </w:p>
     <w:p>
@@ -2111,14 +1969,7 @@
           <w:lang w:val="en-US"/>
         </w:rPr>
         <w:lastRenderedPageBreak/>
-        <w:t xml:space="preserve">Create a link any file </w:t>
-      </w:r>
-      <w:proofErr w:type="gramStart"/>
-      <w:r>
-        <w:rPr>
-          <w:lang w:val="en-US"/>
-        </w:rPr>
-        <w:t>(.</w:t>
+        <w:t>Create a link any file (.</w:t>
       </w:r>
       <w:proofErr w:type="spellStart"/>
       <w:r>
@@ -2128,7 +1979,6 @@
         <w:t>lm</w:t>
       </w:r>
       <w:proofErr w:type="spellEnd"/>
-      <w:proofErr w:type="gramEnd"/>
       <w:r>
         <w:rPr>
           <w:lang w:val="en-US"/>
@@ -2150,7 +2000,6 @@
         <w:t xml:space="preserve"> </w:t>
       </w:r>
       <w:proofErr w:type="spellStart"/>
-      <w:proofErr w:type="gramStart"/>
       <w:r>
         <w:rPr>
           <w:lang w:val="en-US"/>
@@ -2158,7 +2007,6 @@
         <w:t>a</w:t>
       </w:r>
       <w:proofErr w:type="spellEnd"/>
-      <w:proofErr w:type="gramEnd"/>
       <w:r>
         <w:rPr>
           <w:lang w:val="en-US"/>
@@ -2700,21 +2548,7 @@
         <w:rPr>
           <w:lang w:val="en-US"/>
         </w:rPr>
-        <w:t xml:space="preserve">Use the right arrow on the keyboard to move the cursor and observe the change in topography carefully. Check that the electric charge of an electrode is not incoherent with neighboring electrodes during a stable </w:t>
-      </w:r>
-      <w:proofErr w:type="gramStart"/>
-      <w:r>
-        <w:rPr>
-          <w:lang w:val="en-US"/>
-        </w:rPr>
-        <w:t>period of time</w:t>
-      </w:r>
-      <w:proofErr w:type="gramEnd"/>
-      <w:r>
-        <w:rPr>
-          <w:lang w:val="en-US"/>
-        </w:rPr>
-        <w:t xml:space="preserve"> (and not at the ERP end). For example, the electrode highlighted by the red rectangle in the picture below has an abnormal polarity that remains stable over time. This electrode should be interpolated.</w:t>
+        <w:t>Use the right arrow on the keyboard to move the cursor and observe the change in topography carefully. Check that the electric charge of an electrode is not incoherent with neighboring electrodes during a stable period of time (and not at the ERP end). For example, the electrode highlighted by the red rectangle in the picture below has an abnormal polarity that remains stable over time. This electrode should be interpolated.</w:t>
       </w:r>
       <w:r>
         <w:rPr>
@@ -2852,29 +2686,13 @@
           <w:iCs/>
           <w:lang w:val="en-US"/>
         </w:rPr>
-        <w:t>on “SHIFT” + “</w:t>
-      </w:r>
-      <w:proofErr w:type="gramStart"/>
-      <w:r>
-        <w:rPr>
-          <w:i/>
-          <w:iCs/>
-          <w:lang w:val="en-US"/>
-        </w:rPr>
-        <w:t>-“</w:t>
-      </w:r>
-      <w:r>
-        <w:rPr>
-          <w:lang w:val="en-US"/>
-        </w:rPr>
-        <w:t xml:space="preserve"> keys</w:t>
-      </w:r>
-      <w:proofErr w:type="gramEnd"/>
-      <w:r>
-        <w:rPr>
-          <w:lang w:val="en-US"/>
-        </w:rPr>
-        <w:t xml:space="preserve">, then press 5x on </w:t>
+        <w:t>on “SHIFT” + “-“</w:t>
+      </w:r>
+      <w:r>
+        <w:rPr>
+          <w:lang w:val="en-US"/>
+        </w:rPr>
+        <w:t xml:space="preserve"> keys, then press 5x on </w:t>
       </w:r>
       <w:r>
         <w:rPr>
@@ -3199,14 +3017,7 @@
         <w:rPr>
           <w:lang w:val="en-US"/>
         </w:rPr>
-        <w:t xml:space="preserve">Close </w:t>
-      </w:r>
-      <w:proofErr w:type="gramStart"/>
-      <w:r>
-        <w:rPr>
-          <w:lang w:val="en-US"/>
-        </w:rPr>
-        <w:t>the .</w:t>
+        <w:t>Close the .</w:t>
       </w:r>
       <w:proofErr w:type="spellStart"/>
       <w:r>
@@ -3216,7 +3027,6 @@
         <w:t>lm</w:t>
       </w:r>
       <w:proofErr w:type="spellEnd"/>
-      <w:proofErr w:type="gramEnd"/>
       <w:r>
         <w:rPr>
           <w:lang w:val="en-US"/>
@@ -3325,21 +3135,7 @@
         <w:rPr>
           <w:lang w:val="en-US"/>
         </w:rPr>
-        <w:t xml:space="preserve">Decide which electrode you will </w:t>
-      </w:r>
-      <w:proofErr w:type="gramStart"/>
-      <w:r>
-        <w:rPr>
-          <w:lang w:val="en-US"/>
-        </w:rPr>
-        <w:t>actually interpolate</w:t>
-      </w:r>
-      <w:proofErr w:type="gramEnd"/>
-      <w:r>
-        <w:rPr>
-          <w:lang w:val="en-US"/>
-        </w:rPr>
-        <w:t>, then fill in the interpolation file according to your choice. Remember the following rules when making your decision:</w:t>
+        <w:t>Decide which electrode you will actually interpolate, then fill in the interpolation file according to your choice. Remember the following rules when making your decision:</w:t>
       </w:r>
       <w:r>
         <w:rPr>
@@ -3539,23 +3335,7 @@
           <w:rFonts w:ascii="Calibri" w:hAnsi="Calibri" w:cs="Calibri"/>
           <w:lang w:val="en-US"/>
         </w:rPr>
-        <w:t xml:space="preserve"> to help you. You </w:t>
-      </w:r>
-      <w:proofErr w:type="gramStart"/>
-      <w:r>
-        <w:rPr>
-          <w:rFonts w:ascii="Calibri" w:hAnsi="Calibri" w:cs="Calibri"/>
-          <w:lang w:val="en-US"/>
-        </w:rPr>
-        <w:t>have to</w:t>
-      </w:r>
-      <w:proofErr w:type="gramEnd"/>
-      <w:r>
-        <w:rPr>
-          <w:rFonts w:ascii="Calibri" w:hAnsi="Calibri" w:cs="Calibri"/>
-          <w:lang w:val="en-US"/>
-        </w:rPr>
-        <w:t xml:space="preserve"> look at the raw signal instead.</w:t>
+        <w:t xml:space="preserve"> to help you. You have to look at the raw signal instead.</w:t>
       </w:r>
     </w:p>
     <w:p>
@@ -3940,7 +3720,6 @@
         <w:lastRenderedPageBreak/>
         <w:t xml:space="preserve">Which </w:t>
       </w:r>
-      <w:proofErr w:type="gramStart"/>
       <w:r>
         <w:rPr>
           <w:rFonts w:ascii="Calibri" w:hAnsi="Calibri" w:cs="Calibri"/>
@@ -3948,9 +3727,8 @@
           <w:bCs/>
           <w:lang w:val="en-US"/>
         </w:rPr>
-        <w:t>implementations</w:t>
-      </w:r>
-      <w:proofErr w:type="gramEnd"/>
+        <w:t>implementation</w:t>
+      </w:r>
       <w:r>
         <w:rPr>
           <w:rFonts w:ascii="Calibri" w:hAnsi="Calibri" w:cs="Calibri"/>
@@ -3984,7 +3762,6 @@
         </w:rPr>
         <w:t xml:space="preserve">As explained in point 7, there are two possible </w:t>
       </w:r>
-      <w:proofErr w:type="gramStart"/>
       <w:r>
         <w:rPr>
           <w:rFonts w:ascii="Calibri" w:hAnsi="Calibri" w:cs="Calibri"/>
@@ -3992,7 +3769,6 @@
         </w:rPr>
         <w:t>implementation</w:t>
       </w:r>
-      <w:proofErr w:type="gramEnd"/>
       <w:r>
         <w:rPr>
           <w:rFonts w:ascii="Calibri" w:hAnsi="Calibri" w:cs="Calibri"/>
@@ -4290,23 +4066,7 @@
           <w:rFonts w:ascii="Calibri" w:hAnsi="Calibri" w:cs="Calibri"/>
           <w:lang w:val="en-US"/>
         </w:rPr>
-        <w:t xml:space="preserve"> The results are similar as the use of </w:t>
-      </w:r>
-      <w:proofErr w:type="gramStart"/>
-      <w:r>
-        <w:rPr>
-          <w:rFonts w:ascii="Calibri" w:hAnsi="Calibri" w:cs="Calibri"/>
-          <w:lang w:val="en-US"/>
-        </w:rPr>
-        <w:t>the EEGLAB</w:t>
-      </w:r>
-      <w:proofErr w:type="gramEnd"/>
-      <w:r>
-        <w:rPr>
-          <w:rFonts w:ascii="Calibri" w:hAnsi="Calibri" w:cs="Calibri"/>
-          <w:lang w:val="en-US"/>
-        </w:rPr>
-        <w:t xml:space="preserve"> GUI for interpolation. </w:t>
+        <w:t xml:space="preserve"> The results are similar as the use of the EEGLAB GUI for interpolation. </w:t>
       </w:r>
     </w:p>
     <w:p>
@@ -4342,39 +4102,7 @@
           <w:rFonts w:ascii="Calibri" w:hAnsi="Calibri" w:cs="Calibri"/>
           <w:lang w:val="en-US"/>
         </w:rPr>
-        <w:t xml:space="preserve"> </w:t>
-      </w:r>
-      <w:proofErr w:type="gramStart"/>
-      <w:r>
-        <w:rPr>
-          <w:rFonts w:ascii="Calibri" w:hAnsi="Calibri" w:cs="Calibri"/>
-          <w:lang w:val="en-US"/>
-        </w:rPr>
-        <w:t>So</w:t>
-      </w:r>
-      <w:proofErr w:type="gramEnd"/>
-      <w:r>
-        <w:rPr>
-          <w:rFonts w:ascii="Calibri" w:hAnsi="Calibri" w:cs="Calibri"/>
-          <w:lang w:val="en-US"/>
-        </w:rPr>
-        <w:t xml:space="preserve"> it is only a matter of </w:t>
-      </w:r>
-      <w:proofErr w:type="gramStart"/>
-      <w:r>
-        <w:rPr>
-          <w:rFonts w:ascii="Calibri" w:hAnsi="Calibri" w:cs="Calibri"/>
-          <w:lang w:val="en-US"/>
-        </w:rPr>
-        <w:t>your choice</w:t>
-      </w:r>
-      <w:proofErr w:type="gramEnd"/>
-      <w:r>
-        <w:rPr>
-          <w:rFonts w:ascii="Calibri" w:hAnsi="Calibri" w:cs="Calibri"/>
-          <w:lang w:val="en-US"/>
-        </w:rPr>
-        <w:t xml:space="preserve">. </w:t>
+        <w:t xml:space="preserve"> So it is only a matter of your choice. </w:t>
       </w:r>
     </w:p>
     <w:p>
@@ -4556,23 +4284,7 @@
           <w:rFonts w:ascii="Calibri" w:hAnsi="Calibri" w:cs="Calibri"/>
           <w:lang w:val="en-US"/>
         </w:rPr>
-        <w:t xml:space="preserve">Basically, </w:t>
-      </w:r>
-      <w:proofErr w:type="gramStart"/>
-      <w:r>
-        <w:rPr>
-          <w:rFonts w:ascii="Calibri" w:hAnsi="Calibri" w:cs="Calibri"/>
-          <w:lang w:val="en-US"/>
-        </w:rPr>
-        <w:t>the bad</w:t>
-      </w:r>
-      <w:proofErr w:type="gramEnd"/>
-      <w:r>
-        <w:rPr>
-          <w:rFonts w:ascii="Calibri" w:hAnsi="Calibri" w:cs="Calibri"/>
-          <w:lang w:val="en-US"/>
-        </w:rPr>
-        <w:t xml:space="preserve"> detection is based on three criterium: </w:t>
+        <w:t xml:space="preserve">Basically, the bad detection is based on three criterium: </w:t>
       </w:r>
     </w:p>
     <w:p>
@@ -4639,39 +4351,7 @@
           <w:rFonts w:ascii="Calibri" w:hAnsi="Calibri" w:cs="Calibri"/>
           <w:lang w:val="en-US"/>
         </w:rPr>
-        <w:t xml:space="preserve">First, it </w:t>
-      </w:r>
-      <w:proofErr w:type="gramStart"/>
-      <w:r>
-        <w:rPr>
-          <w:rFonts w:ascii="Calibri" w:hAnsi="Calibri" w:cs="Calibri"/>
-          <w:lang w:val="en-US"/>
-        </w:rPr>
-        <w:t>estimate</w:t>
-      </w:r>
-      <w:proofErr w:type="gramEnd"/>
-      <w:r>
-        <w:rPr>
-          <w:rFonts w:ascii="Calibri" w:hAnsi="Calibri" w:cs="Calibri"/>
-          <w:lang w:val="en-US"/>
-        </w:rPr>
-        <w:t xml:space="preserve"> how noisy </w:t>
-      </w:r>
-      <w:proofErr w:type="gramStart"/>
-      <w:r>
-        <w:rPr>
-          <w:rFonts w:ascii="Calibri" w:hAnsi="Calibri" w:cs="Calibri"/>
-          <w:lang w:val="en-US"/>
-        </w:rPr>
-        <w:t>is the signal</w:t>
-      </w:r>
-      <w:proofErr w:type="gramEnd"/>
-      <w:r>
-        <w:rPr>
-          <w:rFonts w:ascii="Calibri" w:hAnsi="Calibri" w:cs="Calibri"/>
-          <w:lang w:val="en-US"/>
-        </w:rPr>
-        <w:t xml:space="preserve"> using this formula: </w:t>
+        <w:t xml:space="preserve">First, it estimate how noisy is the signal using this formula: </w:t>
       </w:r>
       <w:r>
         <w:rPr>
@@ -4740,23 +4420,7 @@
           <w:rFonts w:ascii="Calibri" w:hAnsi="Calibri" w:cs="Calibri"/>
           <w:lang w:val="en-US"/>
         </w:rPr>
-        <w:t xml:space="preserve">It </w:t>
-      </w:r>
-      <w:proofErr w:type="gramStart"/>
-      <w:r>
-        <w:rPr>
-          <w:rFonts w:ascii="Calibri" w:hAnsi="Calibri" w:cs="Calibri"/>
-          <w:lang w:val="en-US"/>
-        </w:rPr>
-        <w:t>estimate</w:t>
-      </w:r>
-      <w:proofErr w:type="gramEnd"/>
-      <w:r>
-        <w:rPr>
-          <w:rFonts w:ascii="Calibri" w:hAnsi="Calibri" w:cs="Calibri"/>
-          <w:lang w:val="en-US"/>
-        </w:rPr>
-        <w:t xml:space="preserve"> the standard deviation of this noise using this formula: </w:t>
+        <w:t xml:space="preserve">It estimate the standard deviation of this noise using this formula: </w:t>
       </w:r>
       <w:r>
         <w:rPr>
@@ -4825,39 +4489,7 @@
           <w:rFonts w:ascii="Calibri" w:hAnsi="Calibri" w:cs="Calibri"/>
           <w:lang w:val="en-US"/>
         </w:rPr>
-        <w:t xml:space="preserve">Check if this standard deviation </w:t>
-      </w:r>
-      <w:proofErr w:type="gramStart"/>
-      <w:r>
-        <w:rPr>
-          <w:rFonts w:ascii="Calibri" w:hAnsi="Calibri" w:cs="Calibri"/>
-          <w:lang w:val="en-US"/>
-        </w:rPr>
-        <w:t>reach</w:t>
-      </w:r>
-      <w:proofErr w:type="gramEnd"/>
-      <w:r>
-        <w:rPr>
-          <w:rFonts w:ascii="Calibri" w:hAnsi="Calibri" w:cs="Calibri"/>
-          <w:lang w:val="en-US"/>
-        </w:rPr>
-        <w:t xml:space="preserve"> the specified threshold (by default 4</w:t>
-      </w:r>
-      <w:proofErr w:type="gramStart"/>
-      <w:r>
-        <w:rPr>
-          <w:rFonts w:ascii="Calibri" w:hAnsi="Calibri" w:cs="Calibri"/>
-          <w:lang w:val="en-US"/>
-        </w:rPr>
-        <w:t>) :</w:t>
-      </w:r>
-      <w:proofErr w:type="gramEnd"/>
-      <w:r>
-        <w:rPr>
-          <w:rFonts w:ascii="Calibri" w:hAnsi="Calibri" w:cs="Calibri"/>
-          <w:lang w:val="en-US"/>
-        </w:rPr>
-        <w:t xml:space="preserve"> </w:t>
+        <w:t xml:space="preserve">Check if this standard deviation reach the specified threshold (by default 4) : </w:t>
       </w:r>
       <w:r>
         <w:rPr>
@@ -4949,20 +4581,12 @@
           <w:rFonts w:ascii="Calibri" w:hAnsi="Calibri" w:cs="Calibri"/>
         </w:rPr>
       </w:pPr>
-      <w:proofErr w:type="gramStart"/>
       <w:r>
         <w:rPr>
           <w:rFonts w:ascii="Calibri" w:hAnsi="Calibri" w:cs="Calibri"/>
         </w:rPr>
         <w:lastRenderedPageBreak/>
-        <w:t>Source:</w:t>
-      </w:r>
-      <w:proofErr w:type="gramEnd"/>
-      <w:r>
-        <w:rPr>
-          <w:rFonts w:ascii="Calibri" w:hAnsi="Calibri" w:cs="Calibri"/>
-        </w:rPr>
-        <w:t xml:space="preserve"> </w:t>
+        <w:t xml:space="preserve">Source: </w:t>
       </w:r>
       <w:hyperlink r:id="rId27" w:history="1">
         <w:r>
@@ -4994,23 +4618,7 @@
           <w:rFonts w:ascii="Calibri" w:hAnsi="Calibri" w:cs="Calibri"/>
           <w:lang w:val="en-US"/>
         </w:rPr>
-        <w:t xml:space="preserve">The authors compared the results of an ERP analysis using either a visual inspection of the bad electrode (see the 'How to determine which electrodes to interpolate?' section of this manual for procedure details) </w:t>
-      </w:r>
-      <w:proofErr w:type="gramStart"/>
-      <w:r>
-        <w:rPr>
-          <w:rFonts w:ascii="Calibri" w:hAnsi="Calibri" w:cs="Calibri"/>
-          <w:lang w:val="en-US"/>
-        </w:rPr>
-        <w:t>or</w:t>
-      </w:r>
-      <w:proofErr w:type="gramEnd"/>
-      <w:r>
-        <w:rPr>
-          <w:rFonts w:ascii="Calibri" w:hAnsi="Calibri" w:cs="Calibri"/>
-          <w:lang w:val="en-US"/>
-        </w:rPr>
-        <w:t xml:space="preserve"> automatic bad channel detection using the </w:t>
+        <w:t xml:space="preserve">The authors compared the results of an ERP analysis using either a visual inspection of the bad electrode (see the 'How to determine which electrodes to interpolate?' section of this manual for procedure details) or automatic bad channel detection using the </w:t>
       </w:r>
       <w:proofErr w:type="spellStart"/>
       <w:r>
@@ -5230,23 +4838,7 @@
           <w:rFonts w:ascii="Calibri" w:hAnsi="Calibri" w:cs="Calibri"/>
           <w:lang w:val="en-US"/>
         </w:rPr>
-        <w:t xml:space="preserve">Now if we compare the ERP </w:t>
-      </w:r>
-      <w:proofErr w:type="gramStart"/>
-      <w:r>
-        <w:rPr>
-          <w:rFonts w:ascii="Calibri" w:hAnsi="Calibri" w:cs="Calibri"/>
-          <w:lang w:val="en-US"/>
-        </w:rPr>
-        <w:t>result,</w:t>
-      </w:r>
-      <w:proofErr w:type="gramEnd"/>
-      <w:r>
-        <w:rPr>
-          <w:rFonts w:ascii="Calibri" w:hAnsi="Calibri" w:cs="Calibri"/>
-          <w:lang w:val="en-US"/>
-        </w:rPr>
-        <w:t xml:space="preserve"> with the grand average across participants, we observed that the N170 peak are statistically identical with both methods: </w:t>
+        <w:t xml:space="preserve">Now if we compare the ERP result, with the grand average across participants, we observed that the N170 peak are statistically identical with both methods: </w:t>
       </w:r>
     </w:p>
     <w:p>
@@ -5329,27 +4921,7 @@
           <w:szCs w:val="20"/>
           <w:lang w:val="en-US"/>
         </w:rPr>
-        <w:t xml:space="preserve">Black = interpolation after human visual </w:t>
-      </w:r>
-      <w:proofErr w:type="gramStart"/>
-      <w:r>
-        <w:rPr>
-          <w:rFonts w:ascii="Calibri" w:hAnsi="Calibri" w:cs="Calibri"/>
-          <w:sz w:val="20"/>
-          <w:szCs w:val="20"/>
-          <w:lang w:val="en-US"/>
-        </w:rPr>
-        <w:t>inspection ;</w:t>
-      </w:r>
-      <w:proofErr w:type="gramEnd"/>
-      <w:r>
-        <w:rPr>
-          <w:rFonts w:ascii="Calibri" w:hAnsi="Calibri" w:cs="Calibri"/>
-          <w:sz w:val="20"/>
-          <w:szCs w:val="20"/>
-          <w:lang w:val="en-US"/>
-        </w:rPr>
-        <w:t xml:space="preserve"> </w:t>
+        <w:t xml:space="preserve">Black = interpolation after human visual inspection ; </w:t>
       </w:r>
       <w:r>
         <w:rPr>
@@ -5394,23 +4966,7 @@
           <w:rFonts w:ascii="Calibri" w:hAnsi="Calibri" w:cs="Calibri"/>
           <w:lang w:val="en-US"/>
         </w:rPr>
-        <w:t xml:space="preserve">So, </w:t>
-      </w:r>
-      <w:proofErr w:type="gramStart"/>
-      <w:r>
-        <w:rPr>
-          <w:rFonts w:ascii="Calibri" w:hAnsi="Calibri" w:cs="Calibri"/>
-          <w:lang w:val="en-US"/>
-        </w:rPr>
-        <w:t>despite the fact that</w:t>
-      </w:r>
-      <w:proofErr w:type="gramEnd"/>
-      <w:r>
-        <w:rPr>
-          <w:rFonts w:ascii="Calibri" w:hAnsi="Calibri" w:cs="Calibri"/>
-          <w:lang w:val="en-US"/>
-        </w:rPr>
-        <w:t xml:space="preserve"> significantly more channels are interpolated with </w:t>
+        <w:t xml:space="preserve">So, despite the fact that significantly more channels are interpolated with </w:t>
       </w:r>
       <w:proofErr w:type="spellStart"/>
       <w:r>
@@ -5456,46 +5012,191 @@
           <w:rFonts w:ascii="Calibri" w:hAnsi="Calibri" w:cs="Calibri"/>
           <w:lang w:val="en-US"/>
         </w:rPr>
-        <w:t xml:space="preserve"> is a matter of personal choice. It saves a lot of time, and the </w:t>
-      </w:r>
-      <w:proofErr w:type="gramStart"/>
-      <w:r>
-        <w:rPr>
-          <w:rFonts w:ascii="Calibri" w:hAnsi="Calibri" w:cs="Calibri"/>
-          <w:lang w:val="en-US"/>
-        </w:rPr>
-        <w:t>final results</w:t>
-      </w:r>
-      <w:proofErr w:type="gramEnd"/>
-      <w:r>
-        <w:rPr>
-          <w:rFonts w:ascii="Calibri" w:hAnsi="Calibri" w:cs="Calibri"/>
-          <w:lang w:val="en-US"/>
-        </w:rPr>
-        <w:t xml:space="preserve"> seem to be OK. The drawback is that you remove a lot of acceptable EEG signals, replacing them with artificial mathematical reconstructions. </w:t>
-      </w:r>
-    </w:p>
-    <w:p>
-      <w:pPr>
-        <w:rPr>
-          <w:rFonts w:ascii="Calibri" w:hAnsi="Calibri" w:cs="Calibri"/>
-          <w:lang w:val="en-US"/>
-        </w:rPr>
-      </w:pPr>
-    </w:p>
-    <w:p>
-      <w:pPr>
-        <w:rPr>
-          <w:rFonts w:ascii="Calibri" w:hAnsi="Calibri" w:cs="Calibri"/>
-          <w:lang w:val="en-US"/>
-        </w:rPr>
-      </w:pPr>
-      <w:r>
-        <w:rPr>
-          <w:rFonts w:ascii="Calibri" w:hAnsi="Calibri" w:cs="Calibri"/>
-          <w:lang w:val="en-US"/>
-        </w:rPr>
-        <w:t>Michaël Mouthon, the 15.09.2025</w:t>
+        <w:t xml:space="preserve"> is a matter of personal choice. It saves a lot of time, and the final results seem to be OK. The drawback is that you remove a lot of acceptable EEG signals, replacing them with artificial mathematical reconstructions. </w:t>
+      </w:r>
+    </w:p>
+    <w:p>
+      <w:pPr>
+        <w:rPr>
+          <w:rFonts w:ascii="Calibri" w:hAnsi="Calibri" w:cs="Calibri"/>
+          <w:lang w:val="en-US"/>
+        </w:rPr>
+      </w:pPr>
+    </w:p>
+    <w:p>
+      <w:pPr>
+        <w:spacing w:line="240" w:lineRule="auto"/>
+        <w:rPr>
+          <w:b/>
+          <w:bCs/>
+          <w:lang w:val="en-US"/>
+        </w:rPr>
+      </w:pPr>
+      <w:r>
+        <w:rPr>
+          <w:b/>
+          <w:bCs/>
+          <w:lang w:val="en-US"/>
+        </w:rPr>
+        <w:t xml:space="preserve">Can I manually pre-fill the table with electrode to be interpolated before </w:t>
+      </w:r>
+      <w:r>
+        <w:rPr>
+          <w:b/>
+          <w:bCs/>
+          <w:lang w:val="en-US"/>
+        </w:rPr>
+        <w:t xml:space="preserve">executing </w:t>
+      </w:r>
+      <w:r>
+        <w:rPr>
+          <w:b/>
+          <w:bCs/>
+          <w:lang w:val="en-US"/>
+        </w:rPr>
+        <w:t xml:space="preserve">my batch? </w:t>
+      </w:r>
+    </w:p>
+    <w:p>
+      <w:pPr>
+        <w:rPr>
+          <w:lang w:val="en-US"/>
+        </w:rPr>
+      </w:pPr>
+      <w:r>
+        <w:rPr>
+          <w:lang w:val="en-US"/>
+        </w:rPr>
+        <w:t>Unfortunately not. You can pre-fill this table and save it in the processing parameters by clicking the 'Save in memory' button. However, the bad channel table will only be restored if the input files are the same.</w:t>
+      </w:r>
+      <w:r>
+        <w:rPr>
+          <w:lang w:val="en-US"/>
+        </w:rPr>
+        <w:t xml:space="preserve"> It is why the Batch parameters propose you the option ‘Manual Bad Electrode Inspection’ in order the you fill the table at this time. </w:t>
+      </w:r>
+    </w:p>
+    <w:p>
+      <w:pPr>
+        <w:rPr>
+          <w:lang w:val="en-US"/>
+        </w:rPr>
+      </w:pPr>
+    </w:p>
+    <w:p>
+      <w:pPr>
+        <w:rPr>
+          <w:b/>
+          <w:bCs/>
+          <w:lang w:val="en-US"/>
+        </w:rPr>
+      </w:pPr>
+      <w:r>
+        <w:rPr>
+          <w:b/>
+          <w:bCs/>
+          <w:lang w:val="en-US"/>
+        </w:rPr>
+        <w:lastRenderedPageBreak/>
+        <w:t>Why is one electrode selected for interpolation in all my files sometimes?</w:t>
+      </w:r>
+    </w:p>
+    <w:p>
+      <w:pPr>
+        <w:rPr>
+          <w:rFonts w:ascii="Calibri" w:hAnsi="Calibri" w:cs="Calibri"/>
+          <w:lang w:val="en-US"/>
+        </w:rPr>
+      </w:pPr>
+      <w:r>
+        <w:rPr>
+          <w:rFonts w:ascii="Calibri" w:hAnsi="Calibri" w:cs="Calibri"/>
+          <w:lang w:val="en-US"/>
+        </w:rPr>
+        <w:t xml:space="preserve">This occurs when Re-Referencing_Reref1 is set to a different electrode to 'Average' in the Processing parameter. This automatic filling has been created specifically to make your life easier if you have re-referenced your data to an electrode channel (as is the case with a processing pipeline using </w:t>
+      </w:r>
+      <w:proofErr w:type="spellStart"/>
+      <w:r>
+        <w:rPr>
+          <w:rFonts w:ascii="Calibri" w:hAnsi="Calibri" w:cs="Calibri"/>
+          <w:lang w:val="en-US"/>
+        </w:rPr>
+        <w:t>Biosemi</w:t>
+      </w:r>
+      <w:proofErr w:type="spellEnd"/>
+      <w:r>
+        <w:rPr>
+          <w:rFonts w:ascii="Calibri" w:hAnsi="Calibri" w:cs="Calibri"/>
+          <w:lang w:val="en-US"/>
+        </w:rPr>
+        <w:t xml:space="preserve">, which advises starting the re-referencing process on </w:t>
+      </w:r>
+      <w:proofErr w:type="spellStart"/>
+      <w:r>
+        <w:rPr>
+          <w:rFonts w:ascii="Calibri" w:hAnsi="Calibri" w:cs="Calibri"/>
+          <w:lang w:val="en-US"/>
+        </w:rPr>
+        <w:t>Cz</w:t>
+      </w:r>
+      <w:proofErr w:type="spellEnd"/>
+      <w:r>
+        <w:rPr>
+          <w:rFonts w:ascii="Calibri" w:hAnsi="Calibri" w:cs="Calibri"/>
+          <w:lang w:val="en-US"/>
+        </w:rPr>
+        <w:t xml:space="preserve"> at the beginning).</w:t>
+      </w:r>
+      <w:r>
+        <w:rPr>
+          <w:rFonts w:ascii="Calibri" w:hAnsi="Calibri" w:cs="Calibri"/>
+          <w:lang w:val="en-US"/>
+        </w:rPr>
+        <w:t xml:space="preserve"> </w:t>
+      </w:r>
+      <w:r>
+        <w:rPr>
+          <w:rFonts w:ascii="Calibri" w:hAnsi="Calibri" w:cs="Calibri"/>
+          <w:lang w:val="en-US"/>
+        </w:rPr>
+        <w:t>This channel needs to be interpolated because the signal was lost during the process and must be estimated using interpolation.</w:t>
+      </w:r>
+      <w:r>
+        <w:rPr>
+          <w:rFonts w:ascii="Calibri" w:hAnsi="Calibri" w:cs="Calibri"/>
+          <w:lang w:val="en-US"/>
+        </w:rPr>
+        <w:t xml:space="preserve"> </w:t>
+      </w:r>
+      <w:r>
+        <w:rPr>
+          <w:rFonts w:ascii="Calibri" w:hAnsi="Calibri" w:cs="Calibri"/>
+          <w:lang w:val="en-US"/>
+        </w:rPr>
+        <w:t xml:space="preserve">If the automatic fill is incorrect in your case, you must unselect it manually or reset the memory parameter in the main </w:t>
+      </w:r>
+      <w:proofErr w:type="spellStart"/>
+      <w:r>
+        <w:rPr>
+          <w:rFonts w:ascii="Calibri" w:hAnsi="Calibri" w:cs="Calibri"/>
+          <w:lang w:val="en-US"/>
+        </w:rPr>
+        <w:t>EEGpal</w:t>
+      </w:r>
+      <w:proofErr w:type="spellEnd"/>
+      <w:r>
+        <w:rPr>
+          <w:rFonts w:ascii="Calibri" w:hAnsi="Calibri" w:cs="Calibri"/>
+          <w:lang w:val="en-US"/>
+        </w:rPr>
+        <w:t xml:space="preserve"> window. Then, open the Interpolation module before opening the Re-reference module.</w:t>
+      </w:r>
+      <w:r>
+        <w:rPr>
+          <w:rFonts w:ascii="Calibri" w:hAnsi="Calibri" w:cs="Calibri"/>
+          <w:lang w:val="en-US"/>
+        </w:rPr>
+        <w:t xml:space="preserve"> </w:t>
       </w:r>
     </w:p>
     <w:sectPr>
